--- a/deliverables/video-1-slides/hit-final/Video_1_HIT_FINAL/SHORTS/Video_1_Short_3_Forty_Seven_To_Seventy_Five.docx
+++ b/deliverables/video-1-slides/hit-final/Video_1_HIT_FINAL/SHORTS/Video_1_Short_3_Forty_Seven_To_Seventy_Five.docx
@@ -14,7 +14,7 @@
           <w:color w:val="8A6D1E"/>
           <w:sz w:val="20"/>
         </w:rPr>
-        <w:t>VIDEO 1 SHORT  ·  v5.0</w:t>
+        <w:t>VIDEO 1 SHORT  ·  v5.1</w:t>
       </w:r>
     </w:p>
     <w:p>
@@ -58,7 +58,7 @@
           <w:color w:val="5A6B82"/>
           <w:sz w:val="22"/>
         </w:rPr>
-        <w:t>Opening line:  “Let me show you the difference between naming a project and showing what changed.”</w:t>
+        <w:t>Opening line:  “Here is the difference between naming your work and proving it.”</w:t>
       </w:r>
     </w:p>
     <w:p>
@@ -104,7 +104,7 @@
           <w:color w:val="1A1A1A"/>
           <w:sz w:val="27"/>
         </w:rPr>
-        <w:t>Let me show you the difference between naming a project and showing what changed.</w:t>
+        <w:t>Here is the difference between naming your work and proving it.</w:t>
       </w:r>
     </w:p>
     <w:p>
@@ -119,7 +119,7 @@
           <w:color w:val="1A1A1A"/>
           <w:sz w:val="27"/>
         </w:rPr>
-        <w:t>I could say: I led an onboarding redesign.</w:t>
+        <w:t>Version one. I led an onboarding redesign.</w:t>
       </w:r>
     </w:p>
     <w:p>
@@ -134,7 +134,7 @@
           <w:color w:val="1A1A1A"/>
           <w:sz w:val="27"/>
         </w:rPr>
-        <w:t>That is true. And someone outside that company still has no idea what was different afterwards.</w:t>
+        <w:t>That is true. But it names an activity. It does not tell anybody what was different afterwards.</w:t>
       </w:r>
     </w:p>
     <w:p>
@@ -149,7 +149,7 @@
           <w:color w:val="1A1A1A"/>
           <w:sz w:val="27"/>
         </w:rPr>
-        <w:t>Here is the version that carries:</w:t>
+        <w:t>Version two. I led an onboarding redesign with my team, and one measure of how well new hires felt integrated moved from 47 to 75.</w:t>
       </w:r>
     </w:p>
     <w:p>
@@ -164,7 +164,7 @@
           <w:color w:val="1A1A1A"/>
           <w:sz w:val="27"/>
         </w:rPr>
-        <w:t>I led an onboarding redesign with my team, and one measure of how well new hires felt integrated moved from 47 to 75.</w:t>
+        <w:t>That sentence is not stronger because there is a number in it.</w:t>
       </w:r>
     </w:p>
     <w:p>
@@ -179,7 +179,7 @@
           <w:color w:val="1A1A1A"/>
           <w:sz w:val="27"/>
         </w:rPr>
-        <w:t>The number is not the point.</w:t>
+        <w:t>It is stronger because somebody who was not there can hear what I led and what changed.</w:t>
       </w:r>
     </w:p>
     <w:p>
@@ -194,7 +194,7 @@
           <w:color w:val="1A1A1A"/>
           <w:sz w:val="27"/>
         </w:rPr>
-        <w:t>The point is that I can say what it measured, what I led, and what changed.</w:t>
+        <w:t>And I want to be precise, because the precision is the point.</w:t>
       </w:r>
     </w:p>
     <w:p>
@@ -209,7 +209,7 @@
           <w:color w:val="1A1A1A"/>
           <w:sz w:val="27"/>
         </w:rPr>
-        <w:t>And I say plainly that it was one measure, and that it was team work.</w:t>
+        <w:t>It was one measure of how well new hires felt integrated. It is not a claim about everything that redesign touched. And it was my team's work, which I led.</w:t>
       </w:r>
     </w:p>
     <w:p>
@@ -224,7 +224,7 @@
           <w:color w:val="1A1A1A"/>
           <w:sz w:val="27"/>
         </w:rPr>
-        <w:t>Being careful about the edges of your claim does not weaken it.</w:t>
+        <w:t>Being that careful makes the evidence stronger.</w:t>
       </w:r>
     </w:p>
     <w:p>
@@ -239,7 +239,7 @@
           <w:color w:val="1A1A1A"/>
           <w:sz w:val="27"/>
         </w:rPr>
-        <w:t>It is the reason someone believes the middle of it.</w:t>
+        <w:t>People trust the person who tells them the edges of their own claim.</w:t>
       </w:r>
     </w:p>
     <w:sectPr>

--- a/deliverables/video-1-slides/hit-final/Video_1_HIT_FINAL/SHORTS/Video_1_Short_3_Forty_Seven_To_Seventy_Five.docx
+++ b/deliverables/video-1-slides/hit-final/Video_1_HIT_FINAL/SHORTS/Video_1_Short_3_Forty_Seven_To_Seventy_Five.docx
@@ -14,7 +14,7 @@
           <w:color w:val="8A6D1E"/>
           <w:sz w:val="20"/>
         </w:rPr>
-        <w:t>VIDEO 1 SHORT  ·  v5.1</w:t>
+        <w:t>VIDEO 1 SHORT  ·  v5.1.1</w:t>
       </w:r>
     </w:p>
     <w:p>
